--- a/Science Books/The Quantum Conversation/Equations at a Glance.docx
+++ b/Science Books/The Quantum Conversation/Equations at a Glance.docx
@@ -137,7 +137,7 @@
           <w:sz w:val="20"/>
           <w:szCs w:val="20"/>
         </w:rPr>
-        <w:t xml:space="preserve">  —  Maxwell's equations (Chapter 17):</w:t>
+        <w:t xml:space="preserve">  —  Maxwell's equations (Chapter 13):</w:t>
       </w:r>
     </w:p>
     <w:p>
@@ -251,7 +251,7 @@
           <w:sz w:val="20"/>
           <w:szCs w:val="20"/>
         </w:rPr>
-        <w:t xml:space="preserve">  —  Electromagnetic energy density and flux (Chapters 23–24):</w:t>
+        <w:t xml:space="preserve">  —  Electromagnetic energy density and flux (Chapters 18–19):</w:t>
       </w:r>
     </w:p>
     <w:p>
@@ -333,7 +333,7 @@
           <w:sz w:val="20"/>
           <w:szCs w:val="20"/>
         </w:rPr>
-        <w:t xml:space="preserve">  —  Photon energy and momentum (Chapter 25):</w:t>
+        <w:t xml:space="preserve">  —  Photon energy and momentum (Chapter 19):</w:t>
       </w:r>
     </w:p>
     <w:p>
@@ -415,7 +415,7 @@
           <w:sz w:val="20"/>
           <w:szCs w:val="20"/>
         </w:rPr>
-        <w:t xml:space="preserve">  —  The Lorentz force (Chapter 32):</w:t>
+        <w:t xml:space="preserve">  —  The Lorentz force (Chapter 25):</w:t>
       </w:r>
     </w:p>
     <w:p>
@@ -481,7 +481,7 @@
           <w:sz w:val="20"/>
           <w:szCs w:val="20"/>
         </w:rPr>
-        <w:t xml:space="preserve">  —  The covariant derivative (Chapter 36):</w:t>
+        <w:t xml:space="preserve">  —  The covariant derivative (Chapter 28):</w:t>
       </w:r>
     </w:p>
     <w:p>
@@ -539,7 +539,7 @@
           <w:sz w:val="24"/>
           <w:szCs w:val="24"/>
         </w:rPr>
-        <w:t xml:space="preserve"> + (iq/ħ)A</w:t>
+        <w:t xml:space="preserve"> − (iq/(ħc))A</w:t>
       </w:r>
       <w:r>
         <w:rPr>
@@ -600,7 +600,7 @@
           <w:sz w:val="20"/>
           <w:szCs w:val="20"/>
         </w:rPr>
-        <w:t xml:space="preserve">  —  The Coulomb potential and force (Chapter 38):</w:t>
+        <w:t xml:space="preserve">  —  The Coulomb potential energy and force (Chapter 30):</w:t>
       </w:r>
     </w:p>
     <w:p>
@@ -682,7 +682,7 @@
           <w:sz w:val="20"/>
           <w:szCs w:val="20"/>
         </w:rPr>
-        <w:t xml:space="preserve">  —  The book's central equation (Chapter 41):</w:t>
+        <w:t xml:space="preserve">  —  The book's central bridge (Chapter 32):</w:t>
       </w:r>
     </w:p>
     <w:p>
@@ -748,7 +748,7 @@
           <w:sz w:val="20"/>
           <w:szCs w:val="20"/>
         </w:rPr>
-        <w:t xml:space="preserve">  —  The Wilson loop (Chapter 43):</w:t>
+        <w:t xml:space="preserve">  —  The Wilson loop (Chapter 35):</w:t>
       </w:r>
     </w:p>
     <w:p>
@@ -835,7 +835,7 @@
           <w:sz w:val="20"/>
           <w:szCs w:val="20"/>
         </w:rPr>
-        <w:t xml:space="preserve">  —  The electron's anomalous magnetic moment (Chapter 46):</w:t>
+        <w:t xml:space="preserve">  —  The electron's anomalous magnetic moment (Chapter 37):</w:t>
       </w:r>
     </w:p>
     <w:p>
@@ -894,7 +894,7 @@
           <w:sz w:val="24"/>
           <w:szCs w:val="24"/>
         </w:rPr>
-        <w:t xml:space="preserve">QED's most precisely tested prediction, agreeing with experiment to better than one part in a trillion — the fingerprint of virtual quantum processes stamped directly onto a measurable number.</w:t>
+        <w:t xml:space="preserve">QED's most precisely tested prediction, agreeing with experiment to better than one part in a billion — the fingerprint of virtual quantum processes stamped directly onto a measurable number.</w:t>
       </w:r>
     </w:p>
     <w:p>
@@ -922,7 +922,7 @@
           <w:sz w:val="20"/>
           <w:szCs w:val="20"/>
         </w:rPr>
-        <w:t xml:space="preserve">  —  The fine-structure constant (Chapter 47):</w:t>
+        <w:t xml:space="preserve">  —  The fine-structure constant (Chapter 38):</w:t>
       </w:r>
     </w:p>
     <w:p>
@@ -988,7 +988,7 @@
           <w:sz w:val="20"/>
           <w:szCs w:val="20"/>
         </w:rPr>
-        <w:t xml:space="preserve">  —  The Josephson relations (Chapter 49):</w:t>
+        <w:t xml:space="preserve">  —  The Josephson relations (Chapter 40):</w:t>
       </w:r>
     </w:p>
     <w:p>

--- a/Science Books/The Quantum Conversation/Equations at a Glance.docx
+++ b/Science Books/The Quantum Conversation/Equations at a Glance.docx
@@ -1064,6 +1064,22 @@
         </w:rPr>
         <w:t xml:space="preserve"> cos(δ)</w:t>
       </w:r>
+    </w:p>
+    <w:p>
+      <w:pPr>
+        <w:spacing w:after="300" w:before="60" w:line="360" w:lineRule="auto"/>
+        <w:jc w:val="center"/>
+      </w:pPr>
+      <w:r>
+        <w:rPr>
+          <w:rFonts w:ascii="Cambria Math" w:cs="Cambria Math" w:eastAsia="Cambria Math" w:hAnsi="Cambria Math"/>
+          <w:i/>
+          <w:iCs/>
+          <w:sz w:val="24"/>
+          <w:szCs w:val="24"/>
+        </w:rPr>
+        <w:t xml:space="preserve">V = (ħ/2e) dδ/dt</w:t>
+      </w:r>
       <w:r>
         <w:rPr>
           <w:rFonts w:ascii="Cambria" w:cs="Cambria" w:eastAsia="Cambria" w:hAnsi="Cambria"/>
@@ -1084,7 +1100,7 @@
           <w:sz w:val="24"/>
           <w:szCs w:val="24"/>
         </w:rPr>
-        <w:t xml:space="preserve">The equations that turn a quantum phase difference into a measurable current and a controllable, nonlinear energy — the working heart of every superconducting circuit this book describes.</w:t>
+        <w:t xml:space="preserve">The equations that turn a quantum phase difference into a measurable current, a controllable nonlinear energy, and — through the third relation — a literal voltmeter reading: together, the working heart of every superconducting circuit this book describes.</w:t>
       </w:r>
     </w:p>
     <w:sectPr>

--- a/Science Books/The Quantum Conversation/Equations at a Glance.docx
+++ b/Science Books/The Quantum Conversation/Equations at a Glance.docx
@@ -1064,22 +1064,6 @@
         </w:rPr>
         <w:t xml:space="preserve"> cos(δ)</w:t>
       </w:r>
-    </w:p>
-    <w:p>
-      <w:pPr>
-        <w:spacing w:after="300" w:before="60" w:line="360" w:lineRule="auto"/>
-        <w:jc w:val="center"/>
-      </w:pPr>
-      <w:r>
-        <w:rPr>
-          <w:rFonts w:ascii="Cambria Math" w:cs="Cambria Math" w:eastAsia="Cambria Math" w:hAnsi="Cambria Math"/>
-          <w:i/>
-          <w:iCs/>
-          <w:sz w:val="24"/>
-          <w:szCs w:val="24"/>
-        </w:rPr>
-        <w:t xml:space="preserve">V = (ħ/2e) dδ/dt</w:t>
-      </w:r>
       <w:r>
         <w:rPr>
           <w:rFonts w:ascii="Cambria" w:cs="Cambria" w:eastAsia="Cambria" w:hAnsi="Cambria"/>
@@ -1100,7 +1084,7 @@
           <w:sz w:val="24"/>
           <w:szCs w:val="24"/>
         </w:rPr>
-        <w:t xml:space="preserve">The equations that turn a quantum phase difference into a measurable current, a controllable nonlinear energy, and — through the third relation — a literal voltmeter reading: together, the working heart of every superconducting circuit this book describes.</w:t>
+        <w:t xml:space="preserve">The equations that turn a quantum phase difference into a measurable current and a controllable, nonlinear energy — the working heart of every superconducting circuit this book describes.</w:t>
       </w:r>
     </w:p>
     <w:sectPr>

--- a/Science Books/The Quantum Conversation/Equations at a Glance.docx
+++ b/Science Books/The Quantum Conversation/Equations at a Glance.docx
@@ -137,7 +137,7 @@
           <w:sz w:val="20"/>
           <w:szCs w:val="20"/>
         </w:rPr>
-        <w:t xml:space="preserve">  —  Maxwell's equations (Chapter 13):</w:t>
+        <w:t xml:space="preserve">  —  Maxwell's equations (Chapter 17):</w:t>
       </w:r>
     </w:p>
     <w:p>
@@ -251,7 +251,7 @@
           <w:sz w:val="20"/>
           <w:szCs w:val="20"/>
         </w:rPr>
-        <w:t xml:space="preserve">  —  Electromagnetic energy density and flux (Chapters 18–19):</w:t>
+        <w:t xml:space="preserve">  —  Electromagnetic energy density and flux (Chapters 23–24):</w:t>
       </w:r>
     </w:p>
     <w:p>
@@ -333,7 +333,7 @@
           <w:sz w:val="20"/>
           <w:szCs w:val="20"/>
         </w:rPr>
-        <w:t xml:space="preserve">  —  Photon energy and momentum (Chapter 19):</w:t>
+        <w:t xml:space="preserve">  —  Photon energy and momentum (Chapter 25):</w:t>
       </w:r>
     </w:p>
     <w:p>
@@ -415,7 +415,7 @@
           <w:sz w:val="20"/>
           <w:szCs w:val="20"/>
         </w:rPr>
-        <w:t xml:space="preserve">  —  The Lorentz force (Chapter 25):</w:t>
+        <w:t xml:space="preserve">  —  The Lorentz force (Chapter 32):</w:t>
       </w:r>
     </w:p>
     <w:p>
@@ -481,7 +481,7 @@
           <w:sz w:val="20"/>
           <w:szCs w:val="20"/>
         </w:rPr>
-        <w:t xml:space="preserve">  —  The covariant derivative (Chapter 28):</w:t>
+        <w:t xml:space="preserve">  —  The covariant derivative (Chapter 36):</w:t>
       </w:r>
     </w:p>
     <w:p>
@@ -539,7 +539,7 @@
           <w:sz w:val="24"/>
           <w:szCs w:val="24"/>
         </w:rPr>
-        <w:t xml:space="preserve"> − (iq/(ħc))A</w:t>
+        <w:t xml:space="preserve"> + (iq/ħ)A</w:t>
       </w:r>
       <w:r>
         <w:rPr>
@@ -600,7 +600,7 @@
           <w:sz w:val="20"/>
           <w:szCs w:val="20"/>
         </w:rPr>
-        <w:t xml:space="preserve">  —  The Coulomb potential energy and force (Chapter 30):</w:t>
+        <w:t xml:space="preserve">  —  The Coulomb potential and force (Chapter 38):</w:t>
       </w:r>
     </w:p>
     <w:p>
@@ -682,7 +682,7 @@
           <w:sz w:val="20"/>
           <w:szCs w:val="20"/>
         </w:rPr>
-        <w:t xml:space="preserve">  —  The book's central bridge (Chapter 32):</w:t>
+        <w:t xml:space="preserve">  —  The book's central equation (Chapter 41):</w:t>
       </w:r>
     </w:p>
     <w:p>
@@ -748,7 +748,7 @@
           <w:sz w:val="20"/>
           <w:szCs w:val="20"/>
         </w:rPr>
-        <w:t xml:space="preserve">  —  The Wilson loop (Chapter 35):</w:t>
+        <w:t xml:space="preserve">  —  The Wilson loop (Chapter 43):</w:t>
       </w:r>
     </w:p>
     <w:p>
@@ -835,7 +835,7 @@
           <w:sz w:val="20"/>
           <w:szCs w:val="20"/>
         </w:rPr>
-        <w:t xml:space="preserve">  —  The electron's anomalous magnetic moment (Chapter 37):</w:t>
+        <w:t xml:space="preserve">  —  The electron's anomalous magnetic moment (Chapter 46):</w:t>
       </w:r>
     </w:p>
     <w:p>
@@ -894,7 +894,7 @@
           <w:sz w:val="24"/>
           <w:szCs w:val="24"/>
         </w:rPr>
-        <w:t xml:space="preserve">QED's most precisely tested prediction, agreeing with experiment to better than one part in a billion — the fingerprint of virtual quantum processes stamped directly onto a measurable number.</w:t>
+        <w:t xml:space="preserve">QED's most precisely tested prediction, agreeing with experiment to better than one part in a trillion — the fingerprint of virtual quantum processes stamped directly onto a measurable number.</w:t>
       </w:r>
     </w:p>
     <w:p>
@@ -922,7 +922,7 @@
           <w:sz w:val="20"/>
           <w:szCs w:val="20"/>
         </w:rPr>
-        <w:t xml:space="preserve">  —  The fine-structure constant (Chapter 38):</w:t>
+        <w:t xml:space="preserve">  —  The fine-structure constant (Chapter 47):</w:t>
       </w:r>
     </w:p>
     <w:p>
@@ -988,7 +988,7 @@
           <w:sz w:val="20"/>
           <w:szCs w:val="20"/>
         </w:rPr>
-        <w:t xml:space="preserve">  —  The Josephson relations (Chapter 40):</w:t>
+        <w:t xml:space="preserve">  —  The Josephson relations (Chapter 49):</w:t>
       </w:r>
     </w:p>
     <w:p>
